--- a/Files/06 - Yom Tov/15 - Chanukah/5784/Chanukah 5784.docx
+++ b/Files/06 - Yom Tov/15 - Chanukah/5784/Chanukah 5784.docx
@@ -134,7 +134,33 @@
         <w:rPr>
           <w:rFonts w:ascii="Times New Roman" w:hAnsi="Times New Roman" w:cs="Times New Roman"/>
         </w:rPr>
-        <w:t xml:space="preserve"> Elimelech Biderman, he should live and be well. He explains that th</w:t>
+        <w:t xml:space="preserve"> Elimelech Biderman</w:t>
+      </w:r>
+      <w:r>
+        <w:rPr>
+          <w:rFonts w:ascii="Times New Roman" w:hAnsi="Times New Roman" w:cs="Times New Roman"/>
+        </w:rPr>
+        <w:t xml:space="preserve"> (</w:t>
+      </w:r>
+      <w:r>
+        <w:rPr>
+          <w:rFonts w:ascii="Times New Roman" w:hAnsi="Times New Roman" w:cs="Times New Roman"/>
+          <w:i/>
+          <w:iCs/>
+        </w:rPr>
+        <w:t>Around the Year with Reb Meilech.</w:t>
+      </w:r>
+      <w:r>
+        <w:rPr>
+          <w:rFonts w:ascii="Times New Roman" w:hAnsi="Times New Roman" w:cs="Times New Roman"/>
+        </w:rPr>
+        <w:t xml:space="preserve"> Permission granted by ArtScroll / Mesorah Publications)</w:t>
+      </w:r>
+      <w:r>
+        <w:rPr>
+          <w:rFonts w:ascii="Times New Roman" w:hAnsi="Times New Roman" w:cs="Times New Roman"/>
+        </w:rPr>
+        <w:t>, he should live and be well. He explains that th</w:t>
       </w:r>
       <w:r>
         <w:rPr>
@@ -322,7 +348,7 @@
           <w:rFonts w:ascii="Times New Roman" w:hAnsi="Times New Roman" w:cs="Times New Roman"/>
           <w:rtl/>
         </w:rPr>
-        <w:t>חידושי הרי״ם</w:t>
+        <w:t>חידושי הרי"ם</w:t>
       </w:r>
       <w:r>
         <w:rPr>

--- a/Files/06 - Yom Tov/15 - Chanukah/5784/Chanukah 5784.docx
+++ b/Files/06 - Yom Tov/15 - Chanukah/5784/Chanukah 5784.docx
@@ -348,7 +348,7 @@
           <w:rFonts w:ascii="Times New Roman" w:hAnsi="Times New Roman" w:cs="Times New Roman"/>
           <w:rtl/>
         </w:rPr>
-        <w:t>חידושי הרי"ם</w:t>
+        <w:t>חידושי הרי״ם</w:t>
       </w:r>
       <w:r>
         <w:rPr>
